--- a/TAPSI_SRS_v2.0.docx
+++ b/TAPSI_SRS_v2.0.docx
@@ -104,9 +104,7 @@
       </w:r>
     </w:p>
     <w:p>
-      <w:r>
-        <w:br w:type="page"/>
-      </w:r>
+      <w:r/>
     </w:p>
     <w:p>
       <w:pPr>
@@ -355,7 +353,7 @@
               <w:rPr>
                 <w:sz w:val="18"/>
               </w:rPr>
-              <w:t>Complete specification: detailed functional requirements with IDs, user stories with acceptance criteria, use cases, permission matrix, NFRs, business rules, database data dictionary, API specification, UI/UX, security, AWS architecture, DR, observability, testing, appendices</w:t>
+              <w:t>Complete specification: detailed functional requirements with IDs, user stories with acceptance criteria, use cases, permission matrix, NFRs, business rules, database data dictionary, API specification, UI/UX, security, Microsoft Azure architecture, DR, observability, testing, appendices</w:t>
             </w:r>
           </w:p>
         </w:tc>
@@ -609,9 +607,7 @@
     </w:tbl>
     <w:p/>
     <w:p>
-      <w:r>
-        <w:br w:type="page"/>
-      </w:r>
+      <w:r/>
     </w:p>
     <w:p>
       <w:pPr>
@@ -622,17 +618,11 @@
       </w:r>
     </w:p>
     <w:p>
-      <w:r>
-        <w:fldChar w:fldCharType="begin"/>
-        <w:instrText xml:space="preserve">TOC \o "1-2" \h \z \u</w:instrText>
-        <w:fldChar w:fldCharType="separate"/>
-      </w:r>
+      <w:r/>
       <w:r>
         <w:t>Right-click and choose 'Update Field' to refresh.</w:t>
       </w:r>
-      <w:r>
-        <w:fldChar w:fldCharType="end"/>
-      </w:r>
+      <w:r/>
     </w:p>
     <w:p>
       <w:r>
@@ -645,9 +635,7 @@
       </w:r>
     </w:p>
     <w:p>
-      <w:r>
-        <w:br w:type="page"/>
-      </w:r>
+      <w:r/>
     </w:p>
     <w:p>
       <w:pPr>
@@ -1694,9 +1682,7 @@
       </w:r>
     </w:p>
     <w:p>
-      <w:r>
-        <w:br w:type="page"/>
-      </w:r>
+      <w:r/>
     </w:p>
     <w:p>
       <w:pPr>
@@ -1732,7 +1718,7 @@
         <w:rPr>
           <w:sz w:val="20"/>
         </w:rPr>
-        <w:t>A React + Vite single-page application (SPA) served via AWS CloudFront</w:t>
+        <w:t>A React + Vite single-page application (SPA) served via Azure Front Door/CDN</w:t>
       </w:r>
     </w:p>
     <w:p>
@@ -1743,7 +1729,7 @@
         <w:rPr>
           <w:sz w:val="20"/>
         </w:rPr>
-        <w:t>A Django REST Framework JSON API served from Docker containers on AWS EC2 behind an Application Load Balancer</w:t>
+        <w:t>A Django REST Framework JSON API served from Docker containers on Azure App Service behind Azure Front Door</w:t>
       </w:r>
     </w:p>
     <w:p>
@@ -1754,7 +1740,7 @@
         <w:rPr>
           <w:sz w:val="20"/>
         </w:rPr>
-        <w:t>A PostgreSQL database hosted on AWS RDS</w:t>
+        <w:t>A PostgreSQL database hosted on Azure Database for PostgreSQL</w:t>
       </w:r>
     </w:p>
     <w:p>
@@ -1765,7 +1751,7 @@
         <w:rPr>
           <w:sz w:val="20"/>
         </w:rPr>
-        <w:t>AWS S3 for menu images, expense receipt images, and report exports</w:t>
+        <w:t>Azure Blob Storage for menu images, expense receipt images, and report exports</w:t>
       </w:r>
     </w:p>
     <w:p>
@@ -2940,7 +2926,7 @@
         <w:rPr>
           <w:sz w:val="20"/>
         </w:rPr>
-        <w:t>Server: Docker containers (Python 3.12, Django 5.x) on Amazon Linux 2023 EC2 instances</w:t>
+        <w:t>Server: Docker containers (Python 3.12, Django 5.x) on Azure App Service (Linux container)</w:t>
       </w:r>
     </w:p>
     <w:p>
@@ -2951,7 +2937,7 @@
         <w:rPr>
           <w:sz w:val="20"/>
         </w:rPr>
-        <w:t>Database: PostgreSQL 16 on AWS RDS (Multi-AZ)</w:t>
+        <w:t>Database: PostgreSQL 16 on Azure Database for PostgreSQL (zone-redundant)</w:t>
       </w:r>
     </w:p>
     <w:p>
@@ -2962,7 +2948,7 @@
         <w:rPr>
           <w:sz w:val="20"/>
         </w:rPr>
-        <w:t>Object storage: AWS S3 (ap-southeast-1 region)</w:t>
+        <w:t>Object storage: Azure Blob Storage (Southeast Asia region)</w:t>
       </w:r>
     </w:p>
     <w:p>
@@ -3025,7 +3011,7 @@
         <w:rPr>
           <w:sz w:val="20"/>
         </w:rPr>
-        <w:t>All infrastructure must run on AWS; deployments via GitHub Actions CI/CD</w:t>
+        <w:t>All infrastructure must run on Microsoft Azure; deployments via GitHub Actions CI/CD</w:t>
       </w:r>
     </w:p>
     <w:p>
@@ -3132,13 +3118,11 @@
         <w:rPr>
           <w:sz w:val="20"/>
         </w:rPr>
-        <w:t>Email delivery (password reset) depends on AWS SES</w:t>
+        <w:t>Email delivery (password reset) depends on Azure Communication Services Email</w:t>
       </w:r>
     </w:p>
     <w:p>
-      <w:r>
-        <w:br w:type="page"/>
-      </w:r>
+      <w:r/>
     </w:p>
     <w:p>
       <w:pPr>
@@ -4879,9 +4863,7 @@
       </w:r>
     </w:p>
     <w:p>
-      <w:r>
-        <w:br w:type="page"/>
-      </w:r>
+      <w:r/>
     </w:p>
     <w:p>
       <w:pPr>
@@ -6328,7 +6310,7 @@
               <w:rPr>
                 <w:sz w:val="18"/>
               </w:rPr>
-              <w:t>Menu images shall be uploaded to S3; accepted formats JPEG/PNG/WebP, max 5 MB; the system shall generate a 400px thumbnail.</w:t>
+              <w:t>Menu images shall be uploaded to Blob Storage; accepted formats JPEG/PNG/WebP, max 5 MB; the system shall generate a 400px thumbnail.</w:t>
             </w:r>
           </w:p>
         </w:tc>
@@ -9181,7 +9163,7 @@
               <w:rPr>
                 <w:sz w:val="18"/>
               </w:rPr>
-              <w:t>The system shall support expense CRUD with: date, category (Electricity, Water, Internet, Rent, Salary, Supplies, Maintenance, Gas/LPG, Transportation, Other), payee, amount, payment method, notes, and optional receipt image (S3, max 5 MB).</w:t>
+              <w:t>The system shall support expense CRUD with: date, category (Electricity, Water, Internet, Rent, Salary, Supplies, Maintenance, Gas/LPG, Transportation, Other), payee, amount, payment method, notes, and optional receipt image (Blob Storage, max 5 MB).</w:t>
             </w:r>
           </w:p>
         </w:tc>
@@ -10898,9 +10880,7 @@
     </w:tbl>
     <w:p/>
     <w:p>
-      <w:r>
-        <w:br w:type="page"/>
-      </w:r>
+      <w:r/>
     </w:p>
     <w:p>
       <w:pPr>
@@ -14823,9 +14803,7 @@
     </w:tbl>
     <w:p/>
     <w:p>
-      <w:r>
-        <w:br w:type="page"/>
-      </w:r>
+      <w:r/>
     </w:p>
     <w:p>
       <w:pPr>
@@ -16798,9 +16776,7 @@
     </w:tbl>
     <w:p/>
     <w:p>
-      <w:r>
-        <w:br w:type="page"/>
-      </w:r>
+      <w:r/>
     </w:p>
     <w:p>
       <w:pPr>
@@ -16906,7 +16882,7 @@
               <w:rPr>
                 <w:sz w:val="18"/>
               </w:rPr>
-              <w:t>95th percentile API response time shall be &lt; 300 ms and 99th percentile &lt; 800 ms for standard CRUD endpoints under nominal load (measured at the ALB).</w:t>
+              <w:t>95th percentile API response time shall be &lt; 300 ms and 99th percentile &lt; 800 ms for standard CRUD endpoints under nominal load (measured at the Azure Front Door).</w:t>
             </w:r>
           </w:p>
         </w:tc>
@@ -17227,7 +17203,7 @@
               <w:rPr>
                 <w:sz w:val="18"/>
               </w:rPr>
-              <w:t>The application tier shall run at least 2 instances across 2 Availability Zones behind the ALB; RDS shall run Multi-AZ.</w:t>
+              <w:t>The application tier shall run at least 2 instances across 2 Availability Zones behind Azure Front Door; Azure Database for PostgreSQL shall run zone-redundant.</w:t>
             </w:r>
           </w:p>
         </w:tc>
@@ -17671,7 +17647,7 @@
               <w:rPr>
                 <w:sz w:val="18"/>
               </w:rPr>
-              <w:t>Secrets (DB credentials, JWT signing key, SES keys) shall be stored in AWS Secrets Manager/SSM, never in code or images; IAM roles follow least privilege.</w:t>
+              <w:t>Secrets (DB credentials, JWT signing key, Azure Communication Services Email keys) shall be stored in Azure Key Vault, never in code or images; Azure RBAC / managed identities follow least privilege.</w:t>
             </w:r>
           </w:p>
         </w:tc>
@@ -17753,7 +17729,7 @@
               <w:rPr>
                 <w:sz w:val="18"/>
               </w:rPr>
-              <w:t>S3 buckets shall be private; images served via CloudFront signed URLs or origin access control; uploads virus-size-type validated server-side.</w:t>
+              <w:t>Blob Storage containers shall be private; images served via Azure Front Door signed URLs or restricted network access; uploads virus-size-type validated server-side.</w:t>
             </w:r>
           </w:p>
         </w:tc>
@@ -17910,7 +17886,7 @@
               <w:rPr>
                 <w:sz w:val="18"/>
               </w:rPr>
-              <w:t>The application shall be stateless (no local session or file state) so instances can be added/removed by an Auto Scaling Group based on CPU (&gt; 70%) and request latency.</w:t>
+              <w:t>The application shall be stateless (no local session or file state) so instances can be added/removed by an App Service scale-out based on CPU (&gt; 70%) and request latency.</w:t>
             </w:r>
           </w:p>
         </w:tc>
@@ -17992,7 +17968,7 @@
               <w:rPr>
                 <w:sz w:val="18"/>
               </w:rPr>
-              <w:t>Static assets and images shall be served from CloudFront, not application instances.</w:t>
+              <w:t>Static assets and images shall be served from Azure Front Door/CDN, not application instances.</w:t>
             </w:r>
           </w:p>
         </w:tc>
@@ -18573,9 +18549,7 @@
     </w:tbl>
     <w:p/>
     <w:p>
-      <w:r>
-        <w:br w:type="page"/>
-      </w:r>
+      <w:r/>
     </w:p>
     <w:p>
       <w:pPr>
@@ -19237,9 +19211,7 @@
     </w:tbl>
     <w:p/>
     <w:p>
-      <w:r>
-        <w:br w:type="page"/>
-      </w:r>
+      <w:r/>
     </w:p>
     <w:p>
       <w:pPr>
@@ -19802,7 +19774,7 @@
               <w:rPr>
                 <w:sz w:val="17"/>
               </w:rPr>
-              <w:t>S3 object key</w:t>
+              <w:t>Blob Storage object key</w:t>
             </w:r>
           </w:p>
         </w:tc>
@@ -21078,7 +21050,7 @@
               <w:rPr>
                 <w:sz w:val="17"/>
               </w:rPr>
-              <w:t>S3 key; thumbnail derived</w:t>
+              <w:t>Blob Storage key; thumbnail derived</w:t>
             </w:r>
           </w:p>
         </w:tc>
@@ -25746,7 +25718,7 @@
               <w:rPr>
                 <w:sz w:val="17"/>
               </w:rPr>
-              <w:t>S3 key</w:t>
+              <w:t>Blob Storage key</w:t>
             </w:r>
           </w:p>
         </w:tc>
@@ -26820,9 +26792,7 @@
     </w:tbl>
     <w:p/>
     <w:p>
-      <w:r>
-        <w:br w:type="page"/>
-      </w:r>
+      <w:r/>
     </w:p>
     <w:p>
       <w:pPr>
@@ -31371,9 +31341,7 @@
       </w:r>
     </w:p>
     <w:p>
-      <w:r>
-        <w:br w:type="page"/>
-      </w:r>
+      <w:r/>
     </w:p>
     <w:p>
       <w:pPr>
@@ -32072,7 +32040,7 @@
         <w:rPr>
           <w:sz w:val="20"/>
         </w:rPr>
-        <w:t>Transport: TLS 1.2+ everywhere; HSTS max-age ≥ 6 months; ALB redirects HTTP→HTTPS.</w:t>
+        <w:t>Transport: TLS 1.2+ everywhere; HSTS max-age ≥ 6 months; Azure Front Door redirects HTTP→HTTPS.</w:t>
       </w:r>
     </w:p>
     <w:p>
@@ -32083,7 +32051,7 @@
         <w:rPr>
           <w:sz w:val="20"/>
         </w:rPr>
-        <w:t>Data at rest: RDS and S3 encryption (AES-256); Secrets Manager for credentials with rotation.</w:t>
+        <w:t>Data at rest: Azure Database for PostgreSQL and Blob Storage encryption (AES-256); Azure Key Vault for credentials with rotation.</w:t>
       </w:r>
     </w:p>
     <w:p>
@@ -32157,7 +32125,7 @@
         <w:pStyle w:val="Heading1"/>
       </w:pPr>
       <w:r>
-        <w:t>13. AWS Architecture &amp; Deployment</w:t>
+        <w:t>13. Azure Architecture &amp; Deployment</w:t>
       </w:r>
     </w:p>
     <w:p>
@@ -32177,57 +32145,63 @@
           <w:rFonts w:ascii="Consolas" w:hAnsi="Consolas" w:eastAsia="Consolas"/>
           <w:sz w:val="17"/>
         </w:rPr>
-        <w:t xml:space="preserve">                        ┌─────────────┐</w:t>
+        <w:t xml:space="preserve">                        ┌──────────────┐</w:t>
         <w:br/>
-        <w:t xml:space="preserve">    Users (HTTPS) ─────►│  Route 53    │ DNS: tapsi.ph / api.tapsi.ph</w:t>
+        <w:t xml:space="preserve">    Users (HTTPS) ─────►│  Azure DNS   │  DNS: tapsi.ph / api.tapsi.ph</w:t>
         <w:br/>
-        <w:t xml:space="preserve">                        └──────┬──────┘</w:t>
+        <w:t xml:space="preserve">                        └──────┬───────┘</w:t>
         <w:br/>
         <w:t xml:space="preserve">                               ▼</w:t>
         <w:br/>
-        <w:t xml:space="preserve">                        ┌─────────────┐   static SPA + images (S3 origins)</w:t>
+        <w:t xml:space="preserve">                        ┌──────────────┐   static SPA + images (Blob origins)</w:t>
         <w:br/>
-        <w:t xml:space="preserve">                        │ CloudFront   │◄──────────────┐</w:t>
+        <w:t xml:space="preserve">                        │ Front Door / │◄──────────────┐</w:t>
         <w:br/>
-        <w:t xml:space="preserve">                        └──────┬──────┘               │</w:t>
+        <w:t xml:space="preserve">                        │    CDN       │               │</w:t>
         <w:br/>
-        <w:t xml:space="preserve">                               ▼ /api/*               │</w:t>
+        <w:t xml:space="preserve">                        └──────┬───────┘        ┌──────┴──────┐</w:t>
         <w:br/>
-        <w:t xml:space="preserve">                        ┌─────────────┐        ┌──────┴──────┐</w:t>
+        <w:t xml:space="preserve">                               ▼ /api/*         │    Blob     │</w:t>
         <w:br/>
-        <w:t xml:space="preserve">                        │     ALB      │        │     S3      │</w:t>
+        <w:t xml:space="preserve">                        ┌──────────────┐        │  Storage    │</w:t>
         <w:br/>
-        <w:t xml:space="preserve">                        └──────┬──────┘        │ spa-bucket   │</w:t>
+        <w:t xml:space="preserve">                        │ App Service  │        │ spa-container│</w:t>
         <w:br/>
-        <w:t xml:space="preserve">                     ┌─────────┴─────────┐     │ media-bucket │</w:t>
+        <w:t xml:space="preserve">                        │ (Linux cont) │        │ media-container│</w:t>
         <w:br/>
-        <w:t xml:space="preserve">                     ▼                   ▼     └─────────────┘</w:t>
+        <w:t xml:space="preserve">                        └──────┬───────┘        └─────────────┘</w:t>
+        <w:br/>
+        <w:t xml:space="preserve">                     ┌─────────┴─────────┐</w:t>
+        <w:br/>
+        <w:t xml:space="preserve">                     ▼                   ▼</w:t>
         <w:br/>
         <w:t xml:space="preserve">              ┌────────────┐      ┌────────────┐</w:t>
         <w:br/>
-        <w:t xml:space="preserve">              │ EC2 (AZ-a)  │      │ EC2 (AZ-b)  │   Auto Scaling Group</w:t>
+        <w:t xml:space="preserve">              │  Replica A │      │  Replica B │   Scale-out (auto)</w:t>
         <w:br/>
-        <w:t xml:space="preserve">              │ Docker:     │      │ Docker:     │   (Django + Gunicorn)</w:t>
+        <w:t xml:space="preserve">              │   Django   │      │   Django   │   (Gunicorn)</w:t>
         <w:br/>
-        <w:t xml:space="preserve">              │ api, worker │      │ api, worker │</w:t>
+        <w:t xml:space="preserve">              │ api, worker│      │ api, worker│</w:t>
         <w:br/>
         <w:t xml:space="preserve">              └──────┬─────┘      └──────┬─────┘</w:t>
         <w:br/>
-        <w:t xml:space="preserve">                     │    ┌─────────────┐ │</w:t>
+        <w:t xml:space="preserve">                     │   ┌─────────────┐ │</w:t>
         <w:br/>
-        <w:t xml:space="preserve">                     ├───►│ ElastiCache  │◄┤   Redis: Celery broker + cache</w:t>
+        <w:t xml:space="preserve">                     ├──►│ Cache for   │◄┤   Redis: Celery broker + cache</w:t>
         <w:br/>
-        <w:t xml:space="preserve">                     │    └─────────────┘ │</w:t>
+        <w:t xml:space="preserve">                     │   │  Redis      │ │</w:t>
         <w:br/>
-        <w:t xml:space="preserve">                     ▼                    ▼</w:t>
+        <w:t xml:space="preserve">                     ▼   └─────────────┘ ▼</w:t>
         <w:br/>
         <w:t xml:space="preserve">              ┌──────────────────────────────┐</w:t>
         <w:br/>
-        <w:t xml:space="preserve">              │  RDS PostgreSQL 16 (Multi-AZ) │</w:t>
+        <w:t xml:space="preserve">              │ Azure Database for PostgreSQL│</w:t>
+        <w:br/>
+        <w:t xml:space="preserve">              │ (zone-redundant, PITR)       │</w:t>
         <w:br/>
         <w:t xml:space="preserve">              └──────────────────────────────┘</w:t>
         <w:br/>
-        <w:t xml:space="preserve">   SES (email)  •  Secrets Manager  •  CloudWatch  •  ECR (images)</w:t>
+        <w:t xml:space="preserve">   Email (Azure Communication Services)  •  Key Vault  •  Azure Monitor  •  Azure Container Registry (images)</w:t>
       </w:r>
     </w:p>
     <w:p>
@@ -32380,7 +32354,7 @@
               <w:rPr>
                 <w:sz w:val="18"/>
               </w:rPr>
-              <w:t>Push image to ECR → run migrations → deploy to staging ASG → smoke tests (login, create order, complete payment)</w:t>
+              <w:t>Push image to Azure Container Registry → run migrations → deploy to staging App Service → smoke tests (login, create order, complete payment)</w:t>
             </w:r>
           </w:p>
         </w:tc>
@@ -32421,7 +32395,7 @@
               <w:rPr>
                 <w:sz w:val="18"/>
               </w:rPr>
-              <w:t>Blue/green: new target group receives traffic after health checks; automatic rollback on failed health or elevated 5xx</w:t>
+              <w:t>Blue/green: new deployment slot receives traffic after health checks; automatic rollback on failed health or elevated 5xx</w:t>
             </w:r>
           </w:p>
         </w:tc>
@@ -32447,7 +32421,7 @@
         <w:rPr>
           <w:sz w:val="20"/>
         </w:rPr>
-        <w:t>Infrastructure defined as code (Terraform) and versioned alongside the application.</w:t>
+        <w:t>Infrastructure defined as code (Terraform with the AzureRM provider) and versioned alongside the application.</w:t>
       </w:r>
     </w:p>
     <w:p>
@@ -32458,7 +32432,7 @@
         <w:rPr>
           <w:sz w:val="20"/>
         </w:rPr>
-        <w:t>Environments: local (Docker Compose with Postgres + Redis + MinIO), staging (scaled-down copy), production.</w:t>
+        <w:t>Environments: local (Docker Compose with Postgres + Redis + Azurite), staging (scaled-down copy), production.</w:t>
       </w:r>
     </w:p>
     <w:p>
@@ -32527,7 +32501,7 @@
               <w:rPr>
                 <w:sz w:val="18"/>
               </w:rPr>
-              <w:t>RDS automated backups</w:t>
+              <w:t>Azure Database for PostgreSQL automated backups</w:t>
             </w:r>
           </w:p>
         </w:tc>
@@ -32555,7 +32529,7 @@
               <w:rPr>
                 <w:sz w:val="18"/>
               </w:rPr>
-              <w:t>S3 media</w:t>
+              <w:t>Blob Storage media</w:t>
             </w:r>
           </w:p>
         </w:tc>
@@ -32568,7 +32542,7 @@
               <w:rPr>
                 <w:sz w:val="18"/>
               </w:rPr>
-              <w:t>Versioning enabled; lifecycle to Infrequent Access after 90 days; cross-region replication of media bucket</w:t>
+              <w:t>Versioning enabled; lifecycle to cool tier after 90 days; geo-redundant storage (GRS) for the media container</w:t>
             </w:r>
           </w:p>
         </w:tc>
@@ -32680,7 +32654,7 @@
               <w:rPr>
                 <w:sz w:val="18"/>
               </w:rPr>
-              <w:t>Terraform state and Secrets Manager allow full environment rebuild</w:t>
+              <w:t>Terraform state and Azure Key Vault allow full environment rebuild</w:t>
             </w:r>
           </w:p>
         </w:tc>
@@ -32731,7 +32705,7 @@
         <w:rPr>
           <w:sz w:val="20"/>
         </w:rPr>
-        <w:t>Structured JSON application logs with request ID, tenant ID, user ID, route, latency, and status; shipped to CloudWatch Logs (30-day hot retention, 1-year archive to S3).</w:t>
+        <w:t>Structured JSON application logs with request ID, tenant ID, user ID, route, latency, and status; shipped to Azure Monitor Logs (30-day hot retention, 1-year archive to Blob Storage).</w:t>
       </w:r>
     </w:p>
     <w:p>
@@ -32742,7 +32716,7 @@
         <w:rPr>
           <w:sz w:val="20"/>
         </w:rPr>
-        <w:t>Metrics: request rate, p95/p99 latency, error rate, queue depth (Celery), DB connections, replication lag — CloudWatch dashboards per environment.</w:t>
+        <w:t>Metrics: request rate, p95/p99 latency, error rate, queue depth (Celery), DB connections, replication lag — Azure Monitor dashboards per environment.</w:t>
       </w:r>
     </w:p>
     <w:p>
@@ -32753,7 +32727,7 @@
         <w:rPr>
           <w:sz w:val="20"/>
         </w:rPr>
-        <w:t>Alarms (to email/Slack): 5xx rate &gt; 1% for 5 min; p95 latency &gt; 800 ms for 10 min; ASG at max capacity; RDS storage &gt; 80%; failed Celery tasks; failed backups.</w:t>
+        <w:t>Alarms (to email/Slack): 5xx rate &gt; 1% for 5 min; p95 latency &gt; 800 ms for 10 min; App Service scale-out at max capacity; Azure Database for PostgreSQL storage &gt; 80%; failed Celery tasks; failed backups.</w:t>
       </w:r>
     </w:p>
     <w:p>
@@ -32775,7 +32749,7 @@
         <w:rPr>
           <w:sz w:val="20"/>
         </w:rPr>
-        <w:t>Health endpoints: /healthz (liveness) and /readyz (DB + Redis checks) consumed by ALB target-group health checks.</w:t>
+        <w:t>Health endpoints: /healthz (liveness) and /readyz (DB + Redis checks) consumed by Azure Front Door and App Service health probes.</w:t>
       </w:r>
     </w:p>
     <w:p>
@@ -33772,9 +33746,7 @@
     </w:tbl>
     <w:p/>
     <w:p>
-      <w:r>
-        <w:br w:type="page"/>
-      </w:r>
+      <w:r/>
     </w:p>
     <w:p>
       <w:pPr>
@@ -33870,7 +33842,7 @@
               <w:rPr>
                 <w:sz w:val="18"/>
               </w:rPr>
-              <w:t>ALB</w:t>
+              <w:t>Azure Front Door</w:t>
             </w:r>
           </w:p>
         </w:tc>
@@ -33883,7 +33855,7 @@
               <w:rPr>
                 <w:sz w:val="18"/>
               </w:rPr>
-              <w:t>AWS Application Load Balancer</w:t>
+              <w:t>Azure Front Door</w:t>
             </w:r>
           </w:p>
         </w:tc>
@@ -35957,7 +35929,7 @@
               <w:rPr>
                 <w:sz w:val="18"/>
               </w:rPr>
-              <w:t>Hardening &amp; AWS production deployment</w:t>
+              <w:t>Hardening &amp; Microsoft Azure production deployment</w:t>
             </w:r>
           </w:p>
         </w:tc>
